--- a/docs/Complement_Stack Tech_v1.2.docx
+++ b/docs/Complement_Stack Tech_v1.2.docx
@@ -6537,7 +6537,7 @@
         <w:sz w:val="16"/>
         <w:szCs w:val="16"/>
       </w:rPr>
-      <w:t xml:space="preserve">Bearingworld.io - Anexo Estrategia de </w:t>
+      <w:t xml:space="preserve">Ringworld.io - Anexo Estrategia de </w:t>
     </w:r>
     <w:proofErr w:type="spellStart"/>
     <w:r>
